--- a/cf/sh/u/files/u056.docx
+++ b/cf/sh/u/files/u056.docx
@@ -20,7 +20,7 @@
     </w:p>
     <w:p>
       <w:r>
-        <w:t>請針對每個題目，把答案填在「回答：」後面（越具體越好）；填好後請放回您的部門資料夾即可，不需回信。</w:t>
+        <w:t>這份問卷是想更了解您的實際作業，好把您的 AI 助理做得更貼近需求。第一部分請把答案填在「回答：」後面（越具體越好）；第二部分只是先讓您了解，之後用的時候再一起調整，不用現在填。填好後放回您的部門資料夾即可，不需回信。</w:t>
       </w:r>
     </w:p>
     <w:p>
@@ -32,8 +32,16 @@
       </w:r>
     </w:p>
     <w:p>
+      <w:pPr>
+        <w:pStyle w:val="Heading2"/>
+      </w:pPr>
       <w:r>
-        <w:t>1. 加工工單／已完工數的實際匯出格式為何？來源是現場資料夾還是 MES？</w:t>
+        <w:t>一、請您提供或確認的事情</w:t>
+      </w:r>
+    </w:p>
+    <w:p>
+      <w:r>
+        <w:t>1. 請提供加工工單和「已完工數」實際匯出的格式與一份範例（現場資料夾或 MES 匯出的），讓我確認欄位長怎樣。</w:t>
       </w:r>
     </w:p>
     <w:p>
@@ -43,7 +51,7 @@
     </w:p>
     <w:p>
       <w:r>
-        <w:t>2. 塗裝爐別清單與各爐單爐產能是多少？</w:t>
+        <w:t>2. 請提供各塗裝烤爐的清單，以及每台爐一次能烤多少、什麼情況可以併爐（例如同顏色、同規格可以一起烤）。</w:t>
       </w:r>
     </w:p>
     <w:p>
@@ -53,7 +61,7 @@
     </w:p>
     <w:p>
       <w:r>
-        <w:t>3. 可併爐規則（同色／同規格）與產能上限如何界定？</w:t>
+        <w:t>3. 請提供您要給生管的那份「每日塗裝進爐明細」目標格式，我照它產出。</w:t>
       </w:r>
     </w:p>
     <w:p>
@@ -63,7 +71,7 @@
     </w:p>
     <w:p>
       <w:r>
-        <w:t>4. 每日塗裝進爐明細給生管的目標格式為何？</w:t>
+        <w:t>4. 如果塗裝顏色、塗層是用代碼表示，請提供一份代碼對照表。</w:t>
       </w:r>
     </w:p>
     <w:p>
@@ -73,7 +81,7 @@
     </w:p>
     <w:p>
       <w:r>
-        <w:t>5. 顏色／塗層規格是否有代碼？需對照表嗎？</w:t>
+        <w:t>5. 請告訴我要注意的狀況（例如還沒完工卻被排進爐、某爐排太滿超載），我教 AI 幫您留意。</w:t>
       </w:r>
     </w:p>
     <w:p>
@@ -82,13 +90,31 @@
       </w:r>
     </w:p>
     <w:p>
+      <w:pPr>
+        <w:pStyle w:val="Heading2"/>
+      </w:pPr>
       <w:r>
-        <w:t>6. 已完工&gt;需求時如何處理（退回、待覆核）？</w:t>
+        <w:t>二、要用了之後、跟 AI 一起調整的事情（先了解即可，不用現在填）</w:t>
       </w:r>
     </w:p>
     <w:p>
       <w:r>
-        <w:t>回答：</w:t>
+        <w:t>• 先貼幾筆真實工單和完工數試跑，看 AI 算出來的可進爐數和併爐建議合不合理，不對的地方直接告訴它就會修。</w:t>
+      </w:r>
+    </w:p>
+    <w:p>
+      <w:r>
+        <w:t>• AI 只出「建議這批一起進哪台爐」的草稿，最後排不排、怎麼排一律由課長確認，它不會自己下進爐指令。</w:t>
+      </w:r>
+    </w:p>
+    <w:p>
+      <w:r>
+        <w:t>• 如果 AI 的併爐建議不符合現場實際（例如這兩色其實不能一起烤），把您的併爐規則講清楚，它會照著調整。</w:t>
+      </w:r>
+    </w:p>
+    <w:p>
+      <w:r>
+        <w:t>• 遇到顏色沒填、完工數比需求還多這種狀況，AI 會標出來給您確認，不會自己猜或亂排。</w:t>
       </w:r>
     </w:p>
     <w:p/>
@@ -101,8 +127,16 @@
       </w:r>
     </w:p>
     <w:p>
+      <w:pPr>
+        <w:pStyle w:val="Heading2"/>
+      </w:pPr>
       <w:r>
-        <w:t>1. 生管加工工單的實際匯出格式為何？現場塗裝進度如何紀錄（是否結構化）？</w:t>
+        <w:t>一、請您提供或確認的事情</w:t>
+      </w:r>
+    </w:p>
+    <w:p>
+      <w:r>
+        <w:t>1. 請提供生管加工工單的實際匯出格式，以及現場塗裝進度目前是怎麼記的——如果現場進度不是電子檔，這是主要卡點，建議改線上回報或定期匯出。</w:t>
       </w:r>
     </w:p>
     <w:p>
@@ -112,7 +146,7 @@
     </w:p>
     <w:p>
       <w:r>
-        <w:t>2. 現場進度能否改線上回報或定期匯出（非結構化是主要卡點）？</w:t>
+        <w:t>2. 請提供「每日塗裝進爐明細」的目標格式，以及差異怎麼判定（什麼算落後、什麼算缺料、什麼算沒對到工單）。</w:t>
       </w:r>
     </w:p>
     <w:p>
@@ -122,7 +156,7 @@
     </w:p>
     <w:p>
       <w:r>
-        <w:t>3. 每日塗裝進爐明細的目標格式與差異判定口徑（落後、缺料、未對應）為何？</w:t>
+        <w:t>3. 請提供交期、顏色規格的判定基準和幾個實際例子，讓 AI 學會您的判斷邏輯。</w:t>
       </w:r>
     </w:p>
     <w:p>
@@ -132,7 +166,7 @@
     </w:p>
     <w:p>
       <w:r>
-        <w:t>4. 交期／顏色規格的判定基準是什麼？</w:t>
+        <w:t>4. 請說明這題和第238題（核對工單完工數）的分工界線，避免兩題做重複的事。</w:t>
       </w:r>
     </w:p>
     <w:p>
@@ -142,7 +176,7 @@
     </w:p>
     <w:p>
       <w:r>
-        <w:t>5. 與題238（核對工單完工數）的分工界線如何劃分，避免重工？</w:t>
+        <w:t>5. 如果現場進度是用拍照回報的，請提供幾張照片樣本，讓我評估 AI 判讀的可行性。</w:t>
       </w:r>
     </w:p>
     <w:p>
@@ -151,13 +185,31 @@
       </w:r>
     </w:p>
     <w:p>
+      <w:pPr>
+        <w:pStyle w:val="Heading2"/>
+      </w:pPr>
       <w:r>
-        <w:t>6. 產出存共用槽後供哪些角色使用（生管／現場）？</w:t>
+        <w:t>二、要用了之後、跟 AI 一起調整的事情（先了解即可，不用現在填）</w:t>
       </w:r>
     </w:p>
     <w:p>
       <w:r>
-        <w:t>回答：</w:t>
+        <w:t>• 這題定位是「AI 出草稿找差異、人做最終判定」，所以 AI 勾稽出的進爐明細，落後或缺料的判斷還是要課長親自確認。</w:t>
+      </w:r>
+    </w:p>
+    <w:p>
+      <w:r>
+        <w:t>• 先拿真實的工單和現場進度試跑，看 AI 有沒有正確對上、標對進爐狀態，錯的地方告訴它就會改。</w:t>
+      </w:r>
+    </w:p>
+    <w:p>
+      <w:r>
+        <w:t>• AI 遇到交期沒填、找不到對應工單會標出來給您確認，不會自己猜進度或補值。</w:t>
+      </w:r>
+    </w:p>
+    <w:p>
+      <w:r>
+        <w:t>• 改工單需求數這種事 AI 不會碰，一律由生管處理，它只幫您把工單和現場進度快速勾稽出來。</w:t>
       </w:r>
     </w:p>
     <w:p/>
